--- a/Assignments/practice Questions/JavaScript_Ques_set02.docx
+++ b/Assignments/practice Questions/JavaScript_Ques_set02.docx
@@ -41,6 +41,9 @@
     <w:p/>
     <w:p>
       <w:r>
+        <w:rPr>
+          <w:noProof/>
+        </w:rPr>
         <w:drawing>
           <wp:inline distT="0" distB="0" distL="0" distR="0" wp14:anchorId="4F17770E" wp14:editId="523F32B8">
             <wp:extent cx="5265876" cy="5174428"/>
@@ -131,6 +134,698 @@
         <w:jc w:val="both"/>
         <w:rPr>
           <w:rFonts w:asciiTheme="majorHAnsi" w:eastAsia="Times New Roman" w:hAnsiTheme="majorHAnsi" w:cstheme="majorHAnsi"/>
+          <w:color w:val="000000"/>
+          <w:sz w:val="24"/>
+          <w:szCs w:val="24"/>
+        </w:rPr>
+      </w:pPr>
+    </w:p>
+    <w:p>
+      <w:pPr>
+        <w:spacing w:after="0" w:line="240" w:lineRule="auto"/>
+        <w:jc w:val="both"/>
+        <w:rPr>
+          <w:rFonts w:asciiTheme="majorHAnsi" w:eastAsia="Times New Roman" w:hAnsiTheme="majorHAnsi" w:cstheme="majorHAnsi"/>
+          <w:color w:val="000000"/>
+          <w:sz w:val="24"/>
+          <w:szCs w:val="24"/>
+        </w:rPr>
+      </w:pPr>
+      <w:proofErr w:type="spellStart"/>
+      <w:r>
+        <w:rPr>
+          <w:rFonts w:asciiTheme="majorHAnsi" w:eastAsia="Times New Roman" w:hAnsiTheme="majorHAnsi" w:cstheme="majorHAnsi"/>
+          <w:b/>
+          <w:bCs/>
+          <w:color w:val="000000"/>
+          <w:sz w:val="24"/>
+          <w:szCs w:val="24"/>
+        </w:rPr>
+        <w:t>Ques</w:t>
+      </w:r>
+      <w:proofErr w:type="spellEnd"/>
+      <w:r>
+        <w:rPr>
+          <w:rFonts w:asciiTheme="majorHAnsi" w:eastAsia="Times New Roman" w:hAnsiTheme="majorHAnsi" w:cstheme="majorHAnsi"/>
+          <w:b/>
+          <w:bCs/>
+          <w:color w:val="000000"/>
+          <w:sz w:val="24"/>
+          <w:szCs w:val="24"/>
+        </w:rPr>
+        <w:t xml:space="preserve"> 3:</w:t>
+      </w:r>
+      <w:r>
+        <w:rPr>
+          <w:rFonts w:asciiTheme="majorHAnsi" w:eastAsia="Times New Roman" w:hAnsiTheme="majorHAnsi" w:cstheme="majorHAnsi"/>
+          <w:color w:val="000000"/>
+          <w:sz w:val="24"/>
+          <w:szCs w:val="24"/>
+        </w:rPr>
+        <w:t xml:space="preserve"> </w:t>
+      </w:r>
+      <w:r>
+        <w:rPr>
+          <w:rFonts w:asciiTheme="majorHAnsi" w:eastAsia="Times New Roman" w:hAnsiTheme="majorHAnsi" w:cstheme="majorHAnsi"/>
+          <w:color w:val="000000"/>
+          <w:sz w:val="24"/>
+          <w:szCs w:val="24"/>
+        </w:rPr>
+        <w:t xml:space="preserve">Write a program to calculate the </w:t>
+      </w:r>
+      <w:r>
+        <w:rPr>
+          <w:rFonts w:asciiTheme="majorHAnsi" w:eastAsia="Times New Roman" w:hAnsiTheme="majorHAnsi" w:cstheme="majorHAnsi"/>
+          <w:b/>
+          <w:bCs/>
+          <w:color w:val="000000"/>
+          <w:sz w:val="24"/>
+          <w:szCs w:val="24"/>
+        </w:rPr>
+        <w:t>factorial of a number</w:t>
+      </w:r>
+      <w:r>
+        <w:rPr>
+          <w:rFonts w:asciiTheme="majorHAnsi" w:eastAsia="Times New Roman" w:hAnsiTheme="majorHAnsi" w:cstheme="majorHAnsi"/>
+          <w:color w:val="000000"/>
+          <w:sz w:val="24"/>
+          <w:szCs w:val="24"/>
+        </w:rPr>
+        <w:t xml:space="preserve"> using a loop.</w:t>
+      </w:r>
+    </w:p>
+    <w:p>
+      <w:pPr>
+        <w:spacing w:after="0" w:line="240" w:lineRule="auto"/>
+        <w:jc w:val="both"/>
+        <w:rPr>
+          <w:rFonts w:asciiTheme="majorHAnsi" w:eastAsia="Times New Roman" w:hAnsiTheme="majorHAnsi" w:cstheme="majorHAnsi"/>
+          <w:color w:val="000000"/>
+          <w:sz w:val="24"/>
+          <w:szCs w:val="24"/>
+        </w:rPr>
+      </w:pPr>
+    </w:p>
+    <w:p>
+      <w:pPr>
+        <w:spacing w:after="0" w:line="240" w:lineRule="auto"/>
+        <w:jc w:val="both"/>
+        <w:rPr>
+          <w:rFonts w:asciiTheme="majorHAnsi" w:eastAsia="Times New Roman" w:hAnsiTheme="majorHAnsi" w:cstheme="majorHAnsi"/>
+          <w:color w:val="000000"/>
+          <w:sz w:val="24"/>
+          <w:szCs w:val="24"/>
+        </w:rPr>
+      </w:pPr>
+      <w:proofErr w:type="spellStart"/>
+      <w:r>
+        <w:rPr>
+          <w:rFonts w:asciiTheme="majorHAnsi" w:eastAsia="Times New Roman" w:hAnsiTheme="majorHAnsi" w:cstheme="majorHAnsi"/>
+          <w:b/>
+          <w:bCs/>
+          <w:color w:val="000000"/>
+          <w:sz w:val="24"/>
+          <w:szCs w:val="24"/>
+        </w:rPr>
+        <w:t>Ques</w:t>
+      </w:r>
+      <w:proofErr w:type="spellEnd"/>
+      <w:r>
+        <w:rPr>
+          <w:rFonts w:asciiTheme="majorHAnsi" w:eastAsia="Times New Roman" w:hAnsiTheme="majorHAnsi" w:cstheme="majorHAnsi"/>
+          <w:b/>
+          <w:bCs/>
+          <w:color w:val="000000"/>
+          <w:sz w:val="24"/>
+          <w:szCs w:val="24"/>
+        </w:rPr>
+        <w:t xml:space="preserve"> 4:</w:t>
+      </w:r>
+      <w:r>
+        <w:rPr>
+          <w:rFonts w:asciiTheme="majorHAnsi" w:eastAsia="Times New Roman" w:hAnsiTheme="majorHAnsi" w:cstheme="majorHAnsi"/>
+          <w:color w:val="000000"/>
+          <w:sz w:val="24"/>
+          <w:szCs w:val="24"/>
+        </w:rPr>
+        <w:t xml:space="preserve"> </w:t>
+      </w:r>
+      <w:r>
+        <w:rPr>
+          <w:rFonts w:asciiTheme="majorHAnsi" w:eastAsia="Times New Roman" w:hAnsiTheme="majorHAnsi" w:cstheme="majorHAnsi"/>
+          <w:color w:val="000000"/>
+          <w:sz w:val="24"/>
+          <w:szCs w:val="24"/>
+        </w:rPr>
+        <w:t xml:space="preserve">Write a program to count how many numbers between </w:t>
+      </w:r>
+      <w:r>
+        <w:rPr>
+          <w:rFonts w:asciiTheme="majorHAnsi" w:eastAsia="Times New Roman" w:hAnsiTheme="majorHAnsi" w:cstheme="majorHAnsi"/>
+          <w:b/>
+          <w:bCs/>
+          <w:color w:val="000000"/>
+          <w:sz w:val="24"/>
+          <w:szCs w:val="24"/>
+        </w:rPr>
+        <w:t>1 and 100 are divisible by 5</w:t>
+      </w:r>
+      <w:r>
+        <w:rPr>
+          <w:rFonts w:asciiTheme="majorHAnsi" w:eastAsia="Times New Roman" w:hAnsiTheme="majorHAnsi" w:cstheme="majorHAnsi"/>
+          <w:color w:val="000000"/>
+          <w:sz w:val="24"/>
+          <w:szCs w:val="24"/>
+        </w:rPr>
+        <w:t>.</w:t>
+      </w:r>
+    </w:p>
+    <w:p>
+      <w:pPr>
+        <w:spacing w:after="0" w:line="240" w:lineRule="auto"/>
+        <w:jc w:val="both"/>
+        <w:rPr>
+          <w:rFonts w:asciiTheme="majorHAnsi" w:eastAsia="Times New Roman" w:hAnsiTheme="majorHAnsi" w:cstheme="majorHAnsi"/>
+          <w:color w:val="000000"/>
+          <w:sz w:val="24"/>
+          <w:szCs w:val="24"/>
+        </w:rPr>
+      </w:pPr>
+    </w:p>
+    <w:p>
+      <w:pPr>
+        <w:spacing w:after="0" w:line="240" w:lineRule="auto"/>
+        <w:jc w:val="both"/>
+        <w:rPr>
+          <w:rFonts w:asciiTheme="majorHAnsi" w:eastAsia="Times New Roman" w:hAnsiTheme="majorHAnsi" w:cstheme="majorHAnsi"/>
+          <w:color w:val="000000"/>
+          <w:sz w:val="24"/>
+          <w:szCs w:val="24"/>
+        </w:rPr>
+      </w:pPr>
+      <w:proofErr w:type="spellStart"/>
+      <w:r>
+        <w:rPr>
+          <w:rFonts w:asciiTheme="majorHAnsi" w:eastAsia="Times New Roman" w:hAnsiTheme="majorHAnsi" w:cstheme="majorHAnsi"/>
+          <w:b/>
+          <w:bCs/>
+          <w:color w:val="000000"/>
+          <w:sz w:val="24"/>
+          <w:szCs w:val="24"/>
+        </w:rPr>
+        <w:t>Ques</w:t>
+      </w:r>
+      <w:proofErr w:type="spellEnd"/>
+      <w:r>
+        <w:rPr>
+          <w:rFonts w:asciiTheme="majorHAnsi" w:eastAsia="Times New Roman" w:hAnsiTheme="majorHAnsi" w:cstheme="majorHAnsi"/>
+          <w:b/>
+          <w:bCs/>
+          <w:color w:val="000000"/>
+          <w:sz w:val="24"/>
+          <w:szCs w:val="24"/>
+        </w:rPr>
+        <w:t xml:space="preserve"> 5:</w:t>
+      </w:r>
+      <w:r>
+        <w:rPr>
+          <w:rFonts w:asciiTheme="majorHAnsi" w:eastAsia="Times New Roman" w:hAnsiTheme="majorHAnsi" w:cstheme="majorHAnsi"/>
+          <w:color w:val="000000"/>
+          <w:sz w:val="24"/>
+          <w:szCs w:val="24"/>
+        </w:rPr>
+        <w:t xml:space="preserve"> </w:t>
+      </w:r>
+      <w:r>
+        <w:rPr>
+          <w:rFonts w:asciiTheme="majorHAnsi" w:eastAsia="Times New Roman" w:hAnsiTheme="majorHAnsi" w:cstheme="majorHAnsi"/>
+          <w:color w:val="000000"/>
+          <w:sz w:val="24"/>
+          <w:szCs w:val="24"/>
+        </w:rPr>
+        <w:t xml:space="preserve">Write a program to find the </w:t>
+      </w:r>
+      <w:r>
+        <w:rPr>
+          <w:rFonts w:asciiTheme="majorHAnsi" w:eastAsia="Times New Roman" w:hAnsiTheme="majorHAnsi" w:cstheme="majorHAnsi"/>
+          <w:b/>
+          <w:bCs/>
+          <w:color w:val="000000"/>
+          <w:sz w:val="24"/>
+          <w:szCs w:val="24"/>
+        </w:rPr>
+        <w:t>sum of digits</w:t>
+      </w:r>
+      <w:r>
+        <w:rPr>
+          <w:rFonts w:asciiTheme="majorHAnsi" w:eastAsia="Times New Roman" w:hAnsiTheme="majorHAnsi" w:cstheme="majorHAnsi"/>
+          <w:color w:val="000000"/>
+          <w:sz w:val="24"/>
+          <w:szCs w:val="24"/>
+        </w:rPr>
+        <w:t xml:space="preserve"> of a given number.</w:t>
+      </w:r>
+    </w:p>
+    <w:p>
+      <w:pPr>
+        <w:spacing w:after="0" w:line="240" w:lineRule="auto"/>
+        <w:jc w:val="both"/>
+        <w:rPr>
+          <w:rFonts w:asciiTheme="majorHAnsi" w:eastAsia="Times New Roman" w:hAnsiTheme="majorHAnsi" w:cstheme="majorHAnsi"/>
+          <w:color w:val="000000"/>
+          <w:sz w:val="24"/>
+          <w:szCs w:val="24"/>
+        </w:rPr>
+      </w:pPr>
+      <w:r>
+        <w:rPr>
+          <w:rFonts w:asciiTheme="majorHAnsi" w:eastAsia="Times New Roman" w:hAnsiTheme="majorHAnsi" w:cstheme="majorHAnsi"/>
+          <w:color w:val="000000"/>
+          <w:sz w:val="24"/>
+          <w:szCs w:val="24"/>
+        </w:rPr>
+        <w:t>Ex: 123 -&gt; 6</w:t>
+      </w:r>
+    </w:p>
+    <w:p>
+      <w:pPr>
+        <w:spacing w:after="0" w:line="240" w:lineRule="auto"/>
+        <w:jc w:val="both"/>
+        <w:rPr>
+          <w:rFonts w:asciiTheme="majorHAnsi" w:eastAsia="Times New Roman" w:hAnsiTheme="majorHAnsi" w:cstheme="majorHAnsi"/>
+          <w:color w:val="000000"/>
+          <w:sz w:val="24"/>
+          <w:szCs w:val="24"/>
+        </w:rPr>
+      </w:pPr>
+      <w:proofErr w:type="spellStart"/>
+      <w:r>
+        <w:rPr>
+          <w:rFonts w:asciiTheme="majorHAnsi" w:eastAsia="Times New Roman" w:hAnsiTheme="majorHAnsi" w:cstheme="majorHAnsi"/>
+          <w:b/>
+          <w:bCs/>
+          <w:color w:val="000000"/>
+          <w:sz w:val="24"/>
+          <w:szCs w:val="24"/>
+        </w:rPr>
+        <w:lastRenderedPageBreak/>
+        <w:t>Ques</w:t>
+      </w:r>
+      <w:proofErr w:type="spellEnd"/>
+      <w:r>
+        <w:rPr>
+          <w:rFonts w:asciiTheme="majorHAnsi" w:eastAsia="Times New Roman" w:hAnsiTheme="majorHAnsi" w:cstheme="majorHAnsi"/>
+          <w:b/>
+          <w:bCs/>
+          <w:color w:val="000000"/>
+          <w:sz w:val="24"/>
+          <w:szCs w:val="24"/>
+        </w:rPr>
+        <w:t xml:space="preserve"> 6:</w:t>
+      </w:r>
+      <w:r>
+        <w:rPr>
+          <w:rFonts w:asciiTheme="majorHAnsi" w:eastAsia="Times New Roman" w:hAnsiTheme="majorHAnsi" w:cstheme="majorHAnsi"/>
+          <w:color w:val="000000"/>
+          <w:sz w:val="24"/>
+          <w:szCs w:val="24"/>
+        </w:rPr>
+        <w:t xml:space="preserve"> </w:t>
+      </w:r>
+      <w:r>
+        <w:rPr>
+          <w:rFonts w:asciiTheme="majorHAnsi" w:eastAsia="Times New Roman" w:hAnsiTheme="majorHAnsi" w:cstheme="majorHAnsi"/>
+          <w:color w:val="000000"/>
+          <w:sz w:val="24"/>
+          <w:szCs w:val="24"/>
+        </w:rPr>
+        <w:t xml:space="preserve">Given an array, write a program to find the </w:t>
+      </w:r>
+      <w:r>
+        <w:rPr>
+          <w:rFonts w:asciiTheme="majorHAnsi" w:eastAsia="Times New Roman" w:hAnsiTheme="majorHAnsi" w:cstheme="majorHAnsi"/>
+          <w:b/>
+          <w:bCs/>
+          <w:color w:val="000000"/>
+          <w:sz w:val="24"/>
+          <w:szCs w:val="24"/>
+        </w:rPr>
+        <w:t>largest and smallest element</w:t>
+      </w:r>
+      <w:r>
+        <w:rPr>
+          <w:rFonts w:asciiTheme="majorHAnsi" w:eastAsia="Times New Roman" w:hAnsiTheme="majorHAnsi" w:cstheme="majorHAnsi"/>
+          <w:color w:val="000000"/>
+          <w:sz w:val="24"/>
+          <w:szCs w:val="24"/>
+        </w:rPr>
+        <w:t xml:space="preserve"> using a loop.</w:t>
+      </w:r>
+    </w:p>
+    <w:p>
+      <w:pPr>
+        <w:spacing w:after="0" w:line="240" w:lineRule="auto"/>
+        <w:jc w:val="both"/>
+        <w:rPr>
+          <w:rFonts w:asciiTheme="majorHAnsi" w:eastAsia="Times New Roman" w:hAnsiTheme="majorHAnsi" w:cstheme="majorHAnsi"/>
+          <w:color w:val="000000"/>
+          <w:sz w:val="24"/>
+          <w:szCs w:val="24"/>
+        </w:rPr>
+      </w:pPr>
+    </w:p>
+    <w:p>
+      <w:pPr>
+        <w:spacing w:after="0" w:line="240" w:lineRule="auto"/>
+        <w:jc w:val="both"/>
+        <w:rPr>
+          <w:rFonts w:asciiTheme="majorHAnsi" w:eastAsia="Times New Roman" w:hAnsiTheme="majorHAnsi" w:cstheme="majorHAnsi"/>
+          <w:color w:val="000000"/>
+          <w:sz w:val="24"/>
+          <w:szCs w:val="24"/>
+        </w:rPr>
+      </w:pPr>
+      <w:proofErr w:type="spellStart"/>
+      <w:r>
+        <w:rPr>
+          <w:rFonts w:asciiTheme="majorHAnsi" w:eastAsia="Times New Roman" w:hAnsiTheme="majorHAnsi" w:cstheme="majorHAnsi"/>
+          <w:b/>
+          <w:bCs/>
+          <w:color w:val="000000"/>
+          <w:sz w:val="24"/>
+          <w:szCs w:val="24"/>
+        </w:rPr>
+        <w:t>Ques</w:t>
+      </w:r>
+      <w:proofErr w:type="spellEnd"/>
+      <w:r>
+        <w:rPr>
+          <w:rFonts w:asciiTheme="majorHAnsi" w:eastAsia="Times New Roman" w:hAnsiTheme="majorHAnsi" w:cstheme="majorHAnsi"/>
+          <w:b/>
+          <w:bCs/>
+          <w:color w:val="000000"/>
+          <w:sz w:val="24"/>
+          <w:szCs w:val="24"/>
+        </w:rPr>
+        <w:t xml:space="preserve"> 7:</w:t>
+      </w:r>
+      <w:r>
+        <w:rPr>
+          <w:rFonts w:asciiTheme="majorHAnsi" w:eastAsia="Times New Roman" w:hAnsiTheme="majorHAnsi" w:cstheme="majorHAnsi"/>
+          <w:color w:val="000000"/>
+          <w:sz w:val="24"/>
+          <w:szCs w:val="24"/>
+        </w:rPr>
+        <w:t xml:space="preserve"> </w:t>
+      </w:r>
+      <w:r>
+        <w:rPr>
+          <w:rFonts w:asciiTheme="majorHAnsi" w:eastAsia="Times New Roman" w:hAnsiTheme="majorHAnsi" w:cstheme="majorHAnsi"/>
+          <w:color w:val="000000"/>
+          <w:sz w:val="24"/>
+          <w:szCs w:val="24"/>
+        </w:rPr>
+        <w:t>Given an array, count how many times a particular number occurs.</w:t>
+      </w:r>
+    </w:p>
+    <w:p>
+      <w:pPr>
+        <w:spacing w:after="0" w:line="240" w:lineRule="auto"/>
+        <w:jc w:val="both"/>
+        <w:rPr>
+          <w:rFonts w:asciiTheme="majorHAnsi" w:eastAsia="Times New Roman" w:hAnsiTheme="majorHAnsi" w:cstheme="majorHAnsi"/>
+          <w:color w:val="000000"/>
+          <w:sz w:val="24"/>
+          <w:szCs w:val="24"/>
+        </w:rPr>
+      </w:pPr>
+    </w:p>
+    <w:p>
+      <w:pPr>
+        <w:spacing w:after="0" w:line="240" w:lineRule="auto"/>
+        <w:jc w:val="both"/>
+        <w:rPr>
+          <w:rFonts w:asciiTheme="majorHAnsi" w:eastAsia="Times New Roman" w:hAnsiTheme="majorHAnsi" w:cstheme="majorHAnsi"/>
+          <w:color w:val="000000"/>
+          <w:sz w:val="24"/>
+          <w:szCs w:val="24"/>
+        </w:rPr>
+      </w:pPr>
+      <w:proofErr w:type="spellStart"/>
+      <w:r>
+        <w:rPr>
+          <w:rFonts w:asciiTheme="majorHAnsi" w:eastAsia="Times New Roman" w:hAnsiTheme="majorHAnsi" w:cstheme="majorHAnsi"/>
+          <w:b/>
+          <w:bCs/>
+          <w:color w:val="000000"/>
+          <w:sz w:val="24"/>
+          <w:szCs w:val="24"/>
+        </w:rPr>
+        <w:t>Ques</w:t>
+      </w:r>
+      <w:proofErr w:type="spellEnd"/>
+      <w:r>
+        <w:rPr>
+          <w:rFonts w:asciiTheme="majorHAnsi" w:eastAsia="Times New Roman" w:hAnsiTheme="majorHAnsi" w:cstheme="majorHAnsi"/>
+          <w:b/>
+          <w:bCs/>
+          <w:color w:val="000000"/>
+          <w:sz w:val="24"/>
+          <w:szCs w:val="24"/>
+        </w:rPr>
+        <w:t xml:space="preserve"> 8:</w:t>
+      </w:r>
+      <w:r>
+        <w:rPr>
+          <w:rFonts w:asciiTheme="majorHAnsi" w:eastAsia="Times New Roman" w:hAnsiTheme="majorHAnsi" w:cstheme="majorHAnsi"/>
+          <w:color w:val="000000"/>
+          <w:sz w:val="24"/>
+          <w:szCs w:val="24"/>
+        </w:rPr>
+        <w:t xml:space="preserve"> </w:t>
+      </w:r>
+      <w:r>
+        <w:rPr>
+          <w:rFonts w:asciiTheme="majorHAnsi" w:eastAsia="Times New Roman" w:hAnsiTheme="majorHAnsi" w:cstheme="majorHAnsi"/>
+          <w:color w:val="000000"/>
+          <w:sz w:val="24"/>
+          <w:szCs w:val="24"/>
+        </w:rPr>
+        <w:t xml:space="preserve">Given an array of numbers, create a new array containing only the </w:t>
+      </w:r>
+      <w:r>
+        <w:rPr>
+          <w:rFonts w:asciiTheme="majorHAnsi" w:eastAsia="Times New Roman" w:hAnsiTheme="majorHAnsi" w:cstheme="majorHAnsi"/>
+          <w:b/>
+          <w:bCs/>
+          <w:color w:val="000000"/>
+          <w:sz w:val="24"/>
+          <w:szCs w:val="24"/>
+        </w:rPr>
+        <w:t>even numbers</w:t>
+      </w:r>
+      <w:r>
+        <w:rPr>
+          <w:rFonts w:asciiTheme="majorHAnsi" w:eastAsia="Times New Roman" w:hAnsiTheme="majorHAnsi" w:cstheme="majorHAnsi"/>
+          <w:color w:val="000000"/>
+          <w:sz w:val="24"/>
+          <w:szCs w:val="24"/>
+        </w:rPr>
+        <w:t xml:space="preserve"> using a loop.</w:t>
+      </w:r>
+    </w:p>
+    <w:p>
+      <w:pPr>
+        <w:spacing w:after="0" w:line="240" w:lineRule="auto"/>
+        <w:jc w:val="both"/>
+        <w:rPr>
+          <w:rFonts w:asciiTheme="majorHAnsi" w:eastAsia="Times New Roman" w:hAnsiTheme="majorHAnsi" w:cstheme="majorHAnsi"/>
+          <w:color w:val="000000"/>
+          <w:sz w:val="24"/>
+          <w:szCs w:val="24"/>
+        </w:rPr>
+      </w:pPr>
+    </w:p>
+    <w:p>
+      <w:pPr>
+        <w:spacing w:after="0" w:line="240" w:lineRule="auto"/>
+        <w:jc w:val="both"/>
+        <w:rPr>
+          <w:rFonts w:asciiTheme="majorHAnsi" w:eastAsia="Times New Roman" w:hAnsiTheme="majorHAnsi" w:cstheme="majorHAnsi"/>
+          <w:color w:val="000000"/>
+          <w:sz w:val="24"/>
+          <w:szCs w:val="24"/>
+        </w:rPr>
+      </w:pPr>
+      <w:proofErr w:type="spellStart"/>
+      <w:r>
+        <w:rPr>
+          <w:rFonts w:asciiTheme="majorHAnsi" w:eastAsia="Times New Roman" w:hAnsiTheme="majorHAnsi" w:cstheme="majorHAnsi"/>
+          <w:b/>
+          <w:bCs/>
+          <w:color w:val="000000"/>
+          <w:sz w:val="24"/>
+          <w:szCs w:val="24"/>
+        </w:rPr>
+        <w:t>Ques</w:t>
+      </w:r>
+      <w:proofErr w:type="spellEnd"/>
+      <w:r>
+        <w:rPr>
+          <w:rFonts w:asciiTheme="majorHAnsi" w:eastAsia="Times New Roman" w:hAnsiTheme="majorHAnsi" w:cstheme="majorHAnsi"/>
+          <w:b/>
+          <w:bCs/>
+          <w:color w:val="000000"/>
+          <w:sz w:val="24"/>
+          <w:szCs w:val="24"/>
+        </w:rPr>
+        <w:t xml:space="preserve"> 9:</w:t>
+      </w:r>
+      <w:r>
+        <w:rPr>
+          <w:rFonts w:asciiTheme="majorHAnsi" w:eastAsia="Times New Roman" w:hAnsiTheme="majorHAnsi" w:cstheme="majorHAnsi"/>
+          <w:color w:val="000000"/>
+          <w:sz w:val="24"/>
+          <w:szCs w:val="24"/>
+        </w:rPr>
+        <w:t xml:space="preserve"> </w:t>
+      </w:r>
+      <w:r>
+        <w:rPr>
+          <w:rFonts w:asciiTheme="majorHAnsi" w:eastAsia="Times New Roman" w:hAnsiTheme="majorHAnsi" w:cstheme="majorHAnsi"/>
+          <w:color w:val="000000"/>
+          <w:sz w:val="24"/>
+          <w:szCs w:val="24"/>
+        </w:rPr>
+        <w:t xml:space="preserve">Write a program to count the </w:t>
+      </w:r>
+      <w:r>
+        <w:rPr>
+          <w:rFonts w:asciiTheme="majorHAnsi" w:eastAsia="Times New Roman" w:hAnsiTheme="majorHAnsi" w:cstheme="majorHAnsi"/>
+          <w:b/>
+          <w:bCs/>
+          <w:color w:val="000000"/>
+          <w:sz w:val="24"/>
+          <w:szCs w:val="24"/>
+        </w:rPr>
+        <w:t>frequency of each element</w:t>
+      </w:r>
+      <w:r>
+        <w:rPr>
+          <w:rFonts w:asciiTheme="majorHAnsi" w:eastAsia="Times New Roman" w:hAnsiTheme="majorHAnsi" w:cstheme="majorHAnsi"/>
+          <w:color w:val="000000"/>
+          <w:sz w:val="24"/>
+          <w:szCs w:val="24"/>
+        </w:rPr>
+        <w:t xml:space="preserve"> in an array.</w:t>
+      </w:r>
+    </w:p>
+    <w:p>
+      <w:pPr>
+        <w:spacing w:after="0" w:line="240" w:lineRule="auto"/>
+        <w:jc w:val="both"/>
+        <w:rPr>
+          <w:rFonts w:asciiTheme="majorHAnsi" w:eastAsia="Times New Roman" w:hAnsiTheme="majorHAnsi" w:cstheme="majorHAnsi"/>
+          <w:color w:val="000000"/>
+          <w:sz w:val="24"/>
+          <w:szCs w:val="24"/>
+        </w:rPr>
+      </w:pPr>
+    </w:p>
+    <w:p>
+      <w:pPr>
+        <w:spacing w:after="0" w:line="240" w:lineRule="auto"/>
+        <w:jc w:val="both"/>
+        <w:rPr>
+          <w:rFonts w:asciiTheme="majorHAnsi" w:eastAsia="Times New Roman" w:hAnsiTheme="majorHAnsi" w:cstheme="majorHAnsi"/>
+          <w:color w:val="000000"/>
+          <w:sz w:val="24"/>
+          <w:szCs w:val="24"/>
+        </w:rPr>
+      </w:pPr>
+      <w:proofErr w:type="spellStart"/>
+      <w:r>
+        <w:rPr>
+          <w:rFonts w:asciiTheme="majorHAnsi" w:eastAsia="Times New Roman" w:hAnsiTheme="majorHAnsi" w:cstheme="majorHAnsi"/>
+          <w:b/>
+          <w:bCs/>
+          <w:color w:val="000000"/>
+          <w:sz w:val="24"/>
+          <w:szCs w:val="24"/>
+        </w:rPr>
+        <w:t>Ques</w:t>
+      </w:r>
+      <w:proofErr w:type="spellEnd"/>
+      <w:r>
+        <w:rPr>
+          <w:rFonts w:asciiTheme="majorHAnsi" w:eastAsia="Times New Roman" w:hAnsiTheme="majorHAnsi" w:cstheme="majorHAnsi"/>
+          <w:b/>
+          <w:bCs/>
+          <w:color w:val="000000"/>
+          <w:sz w:val="24"/>
+          <w:szCs w:val="24"/>
+        </w:rPr>
+        <w:t xml:space="preserve"> 10:</w:t>
+      </w:r>
+      <w:r>
+        <w:rPr>
+          <w:rFonts w:asciiTheme="majorHAnsi" w:eastAsia="Times New Roman" w:hAnsiTheme="majorHAnsi" w:cstheme="majorHAnsi"/>
+          <w:color w:val="000000"/>
+          <w:sz w:val="24"/>
+          <w:szCs w:val="24"/>
+        </w:rPr>
+        <w:t xml:space="preserve"> </w:t>
+      </w:r>
+      <w:r>
+        <w:rPr>
+          <w:rFonts w:asciiTheme="majorHAnsi" w:eastAsia="Times New Roman" w:hAnsiTheme="majorHAnsi" w:cstheme="majorHAnsi"/>
+          <w:color w:val="000000"/>
+          <w:sz w:val="24"/>
+          <w:szCs w:val="24"/>
+        </w:rPr>
+        <w:t xml:space="preserve">Write a program to </w:t>
+      </w:r>
+      <w:r>
+        <w:rPr>
+          <w:rFonts w:asciiTheme="majorHAnsi" w:eastAsia="Times New Roman" w:hAnsiTheme="majorHAnsi" w:cstheme="majorHAnsi"/>
+          <w:b/>
+          <w:bCs/>
+          <w:color w:val="000000"/>
+          <w:sz w:val="24"/>
+          <w:szCs w:val="24"/>
+        </w:rPr>
+        <w:t>merge two arrays without duplicate elements</w:t>
+      </w:r>
+      <w:r>
+        <w:rPr>
+          <w:rFonts w:asciiTheme="majorHAnsi" w:eastAsia="Times New Roman" w:hAnsiTheme="majorHAnsi" w:cstheme="majorHAnsi"/>
+          <w:color w:val="000000"/>
+          <w:sz w:val="24"/>
+          <w:szCs w:val="24"/>
+        </w:rPr>
+        <w:t>.</w:t>
+      </w:r>
+    </w:p>
+    <w:p>
+      <w:pPr>
+        <w:spacing w:after="0" w:line="240" w:lineRule="auto"/>
+        <w:jc w:val="both"/>
+        <w:rPr>
+          <w:rFonts w:asciiTheme="majorHAnsi" w:eastAsia="Times New Roman" w:hAnsiTheme="majorHAnsi" w:cstheme="majorHAnsi"/>
+          <w:color w:val="000000"/>
+          <w:sz w:val="24"/>
+          <w:szCs w:val="24"/>
+        </w:rPr>
+      </w:pPr>
+    </w:p>
+    <w:p>
+      <w:pPr>
+        <w:spacing w:after="0" w:line="240" w:lineRule="auto"/>
+        <w:jc w:val="both"/>
+        <w:rPr>
+          <w:rFonts w:asciiTheme="majorHAnsi" w:eastAsia="Times New Roman" w:hAnsiTheme="majorHAnsi" w:cstheme="majorHAnsi"/>
+          <w:b/>
+          <w:bCs/>
           <w:color w:val="000000"/>
           <w:sz w:val="24"/>
           <w:szCs w:val="24"/>
@@ -763,7 +1458,6 @@
   <w:style w:type="character" w:default="1" w:styleId="DefaultParagraphFont">
     <w:name w:val="Default Paragraph Font"/>
     <w:uiPriority w:val="1"/>
-    <w:semiHidden/>
     <w:unhideWhenUsed/>
   </w:style>
   <w:style w:type="table" w:default="1" w:styleId="TableNormal">
